--- a/Kanazawa University Realated/Human and Social Challenge/L5/Assignment 5.docx
+++ b/Kanazawa University Realated/Human and Social Challenge/L5/Assignment 5.docx
@@ -71,7 +71,7 @@
           <w:b/>
           <w:bCs/>
         </w:rPr>
-        <w:t>1. Overview of the lecture and my impressions</w:t>
+        <w:t>Overview of the lecture and my impressions</w:t>
       </w:r>
       <w:r>
         <w:br/>
@@ -108,7 +108,7 @@
           <w:b/>
           <w:bCs/>
         </w:rPr>
-        <w:t>2. Points I questioned</w:t>
+        <w:t>Points I questioned</w:t>
       </w:r>
       <w:r>
         <w:br/>
@@ -121,7 +121,7 @@
           <w:b/>
           <w:bCs/>
         </w:rPr>
-        <w:t>3. Additional questions</w:t>
+        <w:t>Additional questions</w:t>
       </w:r>
       <w:r>
         <w:br/>
@@ -742,6 +742,7 @@
   <w:style w:type="character" w:default="1" w:styleId="DefaultParagraphFont">
     <w:name w:val="Default Paragraph Font"/>
     <w:uiPriority w:val="1"/>
+    <w:semiHidden/>
     <w:unhideWhenUsed/>
   </w:style>
   <w:style w:type="table" w:default="1" w:styleId="TableNormal">
